--- a/docs/estimating-cases/2026/linda-bushel-pool-deck/estimates/internal/2026-10-27-linda-bushel-02-internal-detailed-cost-breakdown.docx
+++ b/docs/estimating-cases/2026/linda-bushel-pool-deck/estimates/internal/2026-10-27-linda-bushel-02-internal-detailed-cost-breakdown.docx
@@ -283,7 +283,7 @@
               <w:rPr>
                 <w:sz w:val="16"/>
               </w:rPr>
-              <w:t>Written quote. Stringer, joist, header and post counts to confirm with Darcy</w:t>
+              <w:t>Written quote; Darcy's price is Brayman's cost. EXPIRES 28 OCT 2026 — confirm/order promptly</w:t>
             </w:r>
           </w:p>
         </w:tc>
@@ -342,7 +342,7 @@
               <w:rPr>
                 <w:sz w:val="16"/>
               </w:rPr>
-              <w:t>Written quote. Hanger size and count to confirm</w:t>
+              <w:t>Written quote</w:t>
             </w:r>
           </w:p>
         </w:tc>
@@ -460,7 +460,7 @@
               <w:rPr>
                 <w:sz w:val="16"/>
               </w:rPr>
-              <w:t>Written quote. Use of the 1×12 fascia to confirm</w:t>
+              <w:t>Written quote</w:t>
             </w:r>
           </w:p>
         </w:tc>
@@ -578,7 +578,7 @@
               <w:rPr>
                 <w:sz w:val="16"/>
               </w:rPr>
-              <w:t>Written quote at MSRP, additional to BMR. MSRP used as cost; BMR price to confirm with Darcy</w:t>
+              <w:t>Written quote, ADDITIONAL to BMR (Joel confirmed). Quoted price is Brayman's cost</w:t>
             </w:r>
           </w:p>
         </w:tc>
@@ -637,7 +637,7 @@
               <w:rPr>
                 <w:sz w:val="16"/>
               </w:rPr>
-              <w:t>Written quote. Installation included: no Brayman pile labour. 11 (Pro Post) vs 15 (J1) to confirm</w:t>
+              <w:t>Written quote; installation included, so no Brayman pile labour. 11 piles govern; J1 15-pier evidence kept. QUOTE EXPIRED 21 OCT — reconfirm before commitment</w:t>
             </w:r>
           </w:p>
         </w:tc>
@@ -755,7 +755,7 @@
               <w:rPr>
                 <w:sz w:val="16"/>
               </w:rPr>
-              <w:t>Written quote. Included; required if the town asks</w:t>
+              <w:t>Written quote. Included as quoted; required if the town asks</w:t>
             </w:r>
           </w:p>
         </w:tc>
@@ -1536,7 +1536,7 @@
               <w:rPr>
                 <w:sz w:val="16"/>
               </w:rPr>
-              <w:t>6</w:t>
+              <w:t>5</w:t>
             </w:r>
           </w:p>
         </w:tc>
@@ -1555,7 +1555,7 @@
               <w:rPr>
                 <w:sz w:val="16"/>
               </w:rPr>
-              <w:t>$450.00</w:t>
+              <w:t>$375.00</w:t>
             </w:r>
           </w:p>
         </w:tc>
@@ -1831,7 +1831,7 @@
               <w:rPr>
                 <w:sz w:val="16"/>
               </w:rPr>
-              <w:t>126</w:t>
+              <w:t>125</w:t>
             </w:r>
           </w:p>
         </w:tc>
@@ -1850,7 +1850,7 @@
               <w:rPr>
                 <w:sz w:val="16"/>
               </w:rPr>
-              <w:t>$9,450.00</w:t>
+              <w:t>$9,375.00</w:t>
             </w:r>
           </w:p>
         </w:tc>
@@ -1980,7 +1980,7 @@
               <w:rPr>
                 <w:sz w:val="16"/>
               </w:rPr>
-              <w:t>Brayman labour (126 man-hours × $75.00)</w:t>
+              <w:t>Brayman labour (125 man-hours × $75.00)</w:t>
             </w:r>
           </w:p>
         </w:tc>
@@ -1999,7 +1999,7 @@
               <w:rPr>
                 <w:sz w:val="16"/>
               </w:rPr>
-              <w:t>$9,450.00</w:t>
+              <w:t>$9,375.00</w:t>
             </w:r>
           </w:p>
         </w:tc>
@@ -2039,7 +2039,7 @@
               <w:rPr>
                 <w:sz w:val="16"/>
               </w:rPr>
-              <w:t>$25,727.58</w:t>
+              <w:t>$25,652.58</w:t>
             </w:r>
           </w:p>
         </w:tc>
@@ -2119,7 +2119,7 @@
               <w:rPr>
                 <w:sz w:val="16"/>
               </w:rPr>
-              <w:t>$4,540.16</w:t>
+              <w:t>$4,526.93</w:t>
             </w:r>
           </w:p>
         </w:tc>
@@ -2159,7 +2159,7 @@
               <w:rPr>
                 <w:sz w:val="16"/>
               </w:rPr>
-              <w:t>$30,267.74</w:t>
+              <w:t>$30,179.51</w:t>
             </w:r>
           </w:p>
         </w:tc>
@@ -2199,7 +2199,7 @@
               <w:rPr>
                 <w:sz w:val="16"/>
               </w:rPr>
-              <w:t>$3,934.81</w:t>
+              <w:t>$3,923.34</w:t>
             </w:r>
           </w:p>
         </w:tc>
@@ -2239,7 +2239,7 @@
               <w:rPr>
                 <w:sz w:val="16"/>
               </w:rPr>
-              <w:t>$34,202.55</w:t>
+              <w:t>$34,102.85</w:t>
             </w:r>
           </w:p>
         </w:tc>
@@ -2300,7 +2300,7 @@
               <w:rPr>
                 <w:sz w:val="16"/>
               </w:rPr>
-              <w:t>Price holds</w:t>
+              <w:t>Quote status</w:t>
             </w:r>
           </w:p>
         </w:tc>
@@ -2319,7 +2319,47 @@
               <w:rPr>
                 <w:sz w:val="16"/>
               </w:rPr>
-              <w:t>BMR prices to 28 Oct 2026 unless the award is confirmed; Pro Post OT-2236 lapsed 21 Oct — reconfirm</w:t>
+              <w:t>BMR/Darcy pricing expires 28 Oct 2026 — confirm/order promptly. Pro Post OT-2236 expired 21 Oct — reconfirm before commitment</w:t>
+            </w:r>
+          </w:p>
+        </w:tc>
+      </w:tr>
+      <w:tr>
+        <w:tc>
+          <w:tcPr>
+            <w:tcW w:type="dxa" w:w="5184"/>
+            <w:tcMar>
+              <w:top w:w="70" w:type="dxa"/>
+              <w:start w:w="70" w:type="dxa"/>
+              <w:bottom w:w="70" w:type="dxa"/>
+              <w:end w:w="70" w:type="dxa"/>
+            </w:tcMar>
+          </w:tcPr>
+          <w:p>
+            <w:r>
+              <w:rPr>
+                <w:sz w:val="16"/>
+              </w:rPr>
+              <w:t>Status</w:t>
+            </w:r>
+          </w:p>
+        </w:tc>
+        <w:tc>
+          <w:tcPr>
+            <w:tcW w:type="dxa" w:w="5184"/>
+            <w:tcMar>
+              <w:top w:w="70" w:type="dxa"/>
+              <w:start w:w="70" w:type="dxa"/>
+              <w:bottom w:w="70" w:type="dxa"/>
+              <w:end w:w="70" w:type="dxa"/>
+            </w:tcMar>
+          </w:tcPr>
+          <w:p>
+            <w:r>
+              <w:rPr>
+                <w:sz w:val="16"/>
+              </w:rPr>
+              <w:t>For Ben's review. Customer estimate not sent to Linda</w:t>
             </w:r>
           </w:p>
         </w:tc>

--- a/docs/estimating-cases/2026/linda-bushel-pool-deck/estimates/internal/2026-10-27-linda-bushel-02-internal-detailed-cost-breakdown.docx
+++ b/docs/estimating-cases/2026/linda-bushel-pool-deck/estimates/internal/2026-10-27-linda-bushel-02-internal-detailed-cost-breakdown.docx
@@ -2079,7 +2079,7 @@
               <w:rPr>
                 <w:sz w:val="16"/>
               </w:rPr>
-              <w:t>True gross margin 15% (not markup): selling price = direct cost ÷ 0.85</w:t>
+              <w:t>True gross margin 12.5% for this project (Ben, 27 Oct 2026; not markup): selling price = direct cost ÷ 0.875. Organization standard 15% unchanged</w:t>
             </w:r>
           </w:p>
         </w:tc>
@@ -2119,7 +2119,7 @@
               <w:rPr>
                 <w:sz w:val="16"/>
               </w:rPr>
-              <w:t>$4,526.93</w:t>
+              <w:t>$3,664.65</w:t>
             </w:r>
           </w:p>
         </w:tc>
@@ -2159,7 +2159,7 @@
               <w:rPr>
                 <w:sz w:val="16"/>
               </w:rPr>
-              <w:t>$30,179.51</w:t>
+              <w:t>$29,317.23</w:t>
             </w:r>
           </w:p>
         </w:tc>
@@ -2199,7 +2199,7 @@
               <w:rPr>
                 <w:sz w:val="16"/>
               </w:rPr>
-              <w:t>$3,923.34</w:t>
+              <w:t>$3,811.24</w:t>
             </w:r>
           </w:p>
         </w:tc>
@@ -2239,7 +2239,7 @@
               <w:rPr>
                 <w:sz w:val="16"/>
               </w:rPr>
-              <w:t>$34,102.85</w:t>
+              <w:t>$33,128.47</w:t>
             </w:r>
           </w:p>
         </w:tc>
@@ -2279,7 +2279,7 @@
               <w:rPr>
                 <w:sz w:val="16"/>
               </w:rPr>
-              <w:t>15.00%</w:t>
+              <w:t>12.50%</w:t>
             </w:r>
           </w:p>
         </w:tc>
@@ -2340,6 +2340,46 @@
               <w:rPr>
                 <w:sz w:val="16"/>
               </w:rPr>
+              <w:t>Customer detail (Master 08)</w:t>
+            </w:r>
+          </w:p>
+        </w:tc>
+        <w:tc>
+          <w:tcPr>
+            <w:tcW w:type="dxa" w:w="5184"/>
+            <w:tcMar>
+              <w:top w:w="70" w:type="dxa"/>
+              <w:start w:w="70" w:type="dxa"/>
+              <w:bottom w:w="70" w:type="dxa"/>
+              <w:end w:w="70" w:type="dxa"/>
+            </w:tcMar>
+          </w:tcPr>
+          <w:p>
+            <w:r>
+              <w:rPr>
+                <w:sz w:val="16"/>
+              </w:rPr>
+              <w:t>Each line ÷ 0.875, rounded to the cent; materials and foundation $18,602.94 + labour $10,714.29 = $29,317.23; rounding adjustment $0.00</w:t>
+            </w:r>
+          </w:p>
+        </w:tc>
+      </w:tr>
+      <w:tr>
+        <w:tc>
+          <w:tcPr>
+            <w:tcW w:type="dxa" w:w="5184"/>
+            <w:tcMar>
+              <w:top w:w="70" w:type="dxa"/>
+              <w:start w:w="70" w:type="dxa"/>
+              <w:bottom w:w="70" w:type="dxa"/>
+              <w:end w:w="70" w:type="dxa"/>
+            </w:tcMar>
+          </w:tcPr>
+          <w:p>
+            <w:r>
+              <w:rPr>
+                <w:sz w:val="16"/>
+              </w:rPr>
               <w:t>Status</w:t>
             </w:r>
           </w:p>
@@ -2359,7 +2399,7 @@
               <w:rPr>
                 <w:sz w:val="16"/>
               </w:rPr>
-              <w:t>For Ben's review. Customer estimate not sent to Linda</w:t>
+              <w:t>For Ben's review. Customer documents not sent to Linda</w:t>
             </w:r>
           </w:p>
         </w:tc>

--- a/docs/estimating-cases/2026/linda-bushel-pool-deck/estimates/internal/2026-10-27-linda-bushel-02-internal-detailed-cost-breakdown.docx
+++ b/docs/estimating-cases/2026/linda-bushel-pool-deck/estimates/internal/2026-10-27-linda-bushel-02-internal-detailed-cost-breakdown.docx
@@ -2380,6 +2380,46 @@
               <w:rPr>
                 <w:sz w:val="16"/>
               </w:rPr>
+              <w:t>Open quantity (J2 drawings)</w:t>
+            </w:r>
+          </w:p>
+        </w:tc>
+        <w:tc>
+          <w:tcPr>
+            <w:tcW w:type="dxa" w:w="5184"/>
+            <w:tcMar>
+              <w:top w:w="70" w:type="dxa"/>
+              <w:start w:w="70" w:type="dxa"/>
+              <w:bottom w:w="70" w:type="dxa"/>
+              <w:end w:w="70" w:type="dxa"/>
+            </w:tcMar>
+          </w:tcPr>
+          <w:p>
+            <w:r>
+              <w:rPr>
+                <w:sz w:val="16"/>
+              </w:rPr>
+              <w:t>J2 shows 11 stair stringers at 12 in on centre (Trex Select 1×6 treads: 12 in maximum). BMR quotes 4 × 2×12×10 and 10 stringer hangers: about 7 sticks and 1 hanger short, about $311 at BMR's prices. Not in the price; confirm with Ben and Darcy</w:t>
+            </w:r>
+          </w:p>
+        </w:tc>
+      </w:tr>
+      <w:tr>
+        <w:tc>
+          <w:tcPr>
+            <w:tcW w:type="dxa" w:w="5184"/>
+            <w:tcMar>
+              <w:top w:w="70" w:type="dxa"/>
+              <w:start w:w="70" w:type="dxa"/>
+              <w:bottom w:w="70" w:type="dxa"/>
+              <w:end w:w="70" w:type="dxa"/>
+            </w:tcMar>
+          </w:tcPr>
+          <w:p>
+            <w:r>
+              <w:rPr>
+                <w:sz w:val="16"/>
+              </w:rPr>
               <w:t>Status</w:t>
             </w:r>
           </w:p>
